--- a/ai agent進度.docx
+++ b/ai agent進度.docx
@@ -15,7 +15,7 @@
     <w:p>
       <w:pPr>
         <w:rPr>
-          <w:rFonts w:hint="eastAsia"/>
+          <w:rStyle w:val="a3"/>
         </w:rPr>
       </w:pPr>
       <w:hyperlink r:id="rId5" w:history="1">
@@ -26,6 +26,23 @@
           <w:t>https://www.youtube.com/watch?v=e-9zHHzGM3k</w:t>
         </w:r>
       </w:hyperlink>
+    </w:p>
+    <w:p>
+      <w:hyperlink r:id="rId6" w:history="1">
+        <w:r>
+          <w:rPr>
+            <w:rStyle w:val="a3"/>
+          </w:rPr>
+          <w:t>https://www.youtube.com/watch?v=xe00zJEtuMo</w:t>
+        </w:r>
+      </w:hyperlink>
+    </w:p>
+    <w:p>
+      <w:pPr>
+        <w:rPr>
+          <w:rFonts w:hint="eastAsia"/>
+        </w:rPr>
+      </w:pPr>
       <w:bookmarkStart w:id="0" w:name="_GoBack"/>
       <w:bookmarkEnd w:id="0"/>
     </w:p>
